--- a/zaini_case_audit_output/outputs/word/documents/020_صك حكم ابتدائي ضد الشيخ اسامة زيني في القضية رقم 42824717 في 01-01-1445 هـ.pdf.docx
+++ b/zaini_case_audit_output/outputs/word/documents/020_صك حكم ابتدائي ضد الشيخ اسامة زيني في القضية رقم 42824717 في 01-01-1445 هـ.pdf.docx
@@ -78,7 +78,7 @@
           <w:b w:val="0"/>
           <w:i w:val="0"/>
         </w:rPr>
-        <w:t>ىدلف ةرئادلا ةرئادلا و و و و ءان ءان ع ع ةيضقلا ةيضقلا مقر مقر ۷۱۷ ۷۱۷٤۲۸۲ ۲۸۲٤ راتو راتو خ خ ۵۲۵۲/۲۱۲۱/۲٤٤٤٤۱ ـ ا ا دم دم ةالصلاو ةالصلاو مالسلاو مالسلاو ع ع لوسر لوسر هللااهللاا امأ امأ دع دع :</w:t>
+        <w:t>: عد عد أما أما االلهاالله رسول رسول ع ع والسلام والسلام والصلاة والصلاة مد مد ا ا ـ ۱٤٤٤٤۲/۱۲۱۲/۲۵۲۵ خ خ وتار وتار ٤۲۸۲ ۲۸۲٤۷۱۷ ۷۱۷ رقم رقم القضية القضية ع ع ناء ناء و و و و الدائرة الدائرة فلدى</w:t>
       </w:r>
     </w:p>
     <w:p>
@@ -117,7 +117,7 @@
           <w:b w:val="0"/>
           <w:i w:val="0"/>
         </w:rPr>
-        <w:t>.يماوعلا حلاص نب فاسع ةيئاضقلا ةرئادلا سيئر — قلطملا هللادبع دمحم هللادبع ةرئادلا وضع — يملسلا يداهلادبع روتسم ةماسأ ةرئادلا وضع .بابسألا هتنمضت ام قفو ،ًالاير نوثالثو ةينامثو ةئمو ًافلأ نونامثو نانثاو ةئمنامثو ًانويلم نوثالثو دحاوو ةئمثالث (138,882,331) هردق ًاغلبم ينيز سابع نب دمحأ ةثرول عفدي نأب ينيز سابع دمحأ نب ةماسأ مازلإب يضاقلا ،42824717 مقر ىوعدلا يف ةدجب ةيراجتلا ةمكحملاب ىلوألا ةيراجتلا ةرئادلا نع رداصلا ـه01/01/1445 خيراتو 4431025114 مقر مكحلا كص — ةماسا دمحا سابع ز لا و ة ةينطولا ۱۰۳۷۱۰۸۰۰۱ يدوعس</w:t>
+        <w:t>سعودي ۱۰۰۸۰۱۷۳۰۱ الوطنية ة و ال ز عباس احمد اسامة — صك الحكم رقم 4431025114 وتاريخ 01/01/1445هـ الصادر عن الدائرة التجارية الأولى بالمحكمة التجارية بجدة في الدعوى رقم 42824717، القاضي بإلزام أسامة بن أحمد عباس زيني بأن يدفع لورثة أحمد بن عباس زيني مبلغاً قدره (331,882,138) ثلاثمئة وواحد وثلاثون مليوناً وثمانمئة واثنان وثمانون ألفاً ومئة وثمانية وثلاثون ريالاً، وفق ما تضمنته الأسباب. عضو الدائرة أسامة مستور عبدالهادي السلمي — عضو الدائرة عبدالله محمد عبدالله المطلق — رئيس الدائرة القضائية عساف بن صالح العوامي.</w:t>
       </w:r>
     </w:p>
     <w:sectPr>

--- a/zaini_case_audit_output/outputs/word/documents/020_صك حكم ابتدائي ضد الشيخ اسامة زيني في القضية رقم 42824717 في 01-01-1445 هـ.pdf.docx
+++ b/zaini_case_audit_output/outputs/word/documents/020_صك حكم ابتدائي ضد الشيخ اسامة زيني في القضية رقم 42824717 في 01-01-1445 هـ.pdf.docx
@@ -78,7 +78,7 @@
           <w:b w:val="0"/>
           <w:i w:val="0"/>
         </w:rPr>
-        <w:t>: عد عد أما أما االلهاالله رسول رسول ع ع والسلام والسلام والصلاة والصلاة مد مد ا ا ـ ۱٤٤٤٤۲/۱۲۱۲/۲۵۲۵ خ خ وتار وتار ٤۲۸۲ ۲۸۲٤۷۱۷ ۷۱۷ رقم رقم القضية القضية ع ع ناء ناء و و و و الدائرة الدائرة فلدى</w:t>
+        <w:t>: عد عد أما االله رسول ع ع والسلام والصلاة مد مد ا ا ـ ۱٤٤٤٤۲/۱۲۱۲/۲۵۲۵ خ خ وتار ٤۲۸۲ ۲۸۲٤۷۱۷ ۷۱۷ رقم القضية ع ع ناء و و و و الدائرة فلدى</w:t>
       </w:r>
     </w:p>
     <w:p>
@@ -91,7 +91,7 @@
           <w:b w:val="0"/>
           <w:i w:val="0"/>
         </w:rPr>
-        <w:t>ھتفص ةيضقلاب فارطأ فارطأ ةيضقلا ةيضقلا ىدلف</w:t>
+        <w:t>ھتفص ةيضقلاب فارطأ ةيضقلا ىدلف</w:t>
       </w:r>
     </w:p>
     <w:p>
